--- a/app/templates/template_1_plat.docx
+++ b/app/templates/template_1_plat.docx
@@ -9483,7 +9483,7 @@
               <w:docPartGallery w:val="Page Numbers (Top of Page)"/>
               <w:docPartUnique w:val="true"/>
             </w:docPartObj>
-            <w:id w:val="197347707"/>
+            <w:id w:val="1542969265"/>
           </w:sdtPr>
           <w:sdtContent>
             <w:p>
@@ -9667,7 +9667,7 @@
               <w:docPartGallery w:val="Page Numbers (Top of Page)"/>
               <w:docPartUnique w:val="true"/>
             </w:docPartObj>
-            <w:id w:val="897106009"/>
+            <w:id w:val="766967386"/>
           </w:sdtPr>
           <w:sdtContent>
             <w:p>
@@ -9811,7 +9811,7 @@
               <w:color w:val="000000"/>
               <w:lang w:val="es-ES" w:bidi="ar-SA"/>
             </w:rPr>
-            <w:t>2</w:t>
+            <w:t>3</w:t>
           </w:r>
           <w:r>
             <w:rPr>

--- a/app/templates/template_1_plat.docx
+++ b/app/templates/template_1_plat.docx
@@ -5377,17 +5377,20 @@
         <w:ind w:hanging="0"/>
         <w:rPr>
           <w:rFonts w:cs="Arial"/>
-          <w:b/>
-          <w:b/>
+          <w:b w:val="false"/>
+          <w:b w:val="false"/>
+          <w:bCs w:val="false"/>
           <w:lang w:val="es-ES"/>
         </w:rPr>
       </w:pPr>
       <w:r>
         <w:rPr>
           <w:rFonts w:cs="Arial"/>
-          <w:b/>
+          <w:b w:val="false"/>
+          <w:bCs w:val="false"/>
           <w:lang w:val="es-ES"/>
         </w:rPr>
+        <w:t>{{cert_ant_tabla_ini}}</w:t>
       </w:r>
     </w:p>
     <w:tbl>
@@ -6115,17 +6118,20 @@
         <w:ind w:hanging="0"/>
         <w:rPr>
           <w:rFonts w:cs="Arial"/>
-          <w:b/>
-          <w:b/>
+          <w:b w:val="false"/>
+          <w:b w:val="false"/>
+          <w:bCs w:val="false"/>
           <w:lang w:val="es-ES"/>
         </w:rPr>
       </w:pPr>
       <w:r>
         <w:rPr>
           <w:rFonts w:cs="Arial"/>
-          <w:b/>
+          <w:b w:val="false"/>
+          <w:bCs w:val="false"/>
           <w:lang w:val="es-ES"/>
         </w:rPr>
+        <w:t>{{cert_ant_tabla_fin}}</w:t>
       </w:r>
     </w:p>
     <w:p>
@@ -9483,7 +9489,7 @@
               <w:docPartGallery w:val="Page Numbers (Top of Page)"/>
               <w:docPartUnique w:val="true"/>
             </w:docPartObj>
-            <w:id w:val="1542969265"/>
+            <w:id w:val="1878084100"/>
           </w:sdtPr>
           <w:sdtContent>
             <w:p>
@@ -9667,7 +9673,7 @@
               <w:docPartGallery w:val="Page Numbers (Top of Page)"/>
               <w:docPartUnique w:val="true"/>
             </w:docPartObj>
-            <w:id w:val="766967386"/>
+            <w:id w:val="1697104665"/>
           </w:sdtPr>
           <w:sdtContent>
             <w:p>
@@ -9811,7 +9817,7 @@
               <w:color w:val="000000"/>
               <w:lang w:val="es-ES" w:bidi="ar-SA"/>
             </w:rPr>
-            <w:t>3</w:t>
+            <w:t>5</w:t>
           </w:r>
           <w:r>
             <w:rPr>
